--- a/보관본/러시아 인권변호사/Word/3부/3부_9화_파벨의_희생.docx
+++ b/보관본/러시아 인권변호사/Word/3부/3부_9화_파벨의_희생.docx
@@ -203,7 +203,7 @@
           <w:i w:val="0"/>
           <w:sz w:val="22"/>
         </w:rPr>
-        <w:t>Облако?</w:t>
+        <w:t>Знаю. Поэтому я сейчас еду к вам. Заберу самое опасное к себе — у меня есть место, о котором никто не знает.</w:t>
       </w:r>
     </w:p>
     <w:p>
@@ -217,7 +217,7 @@
           <w:i w:val="0"/>
           <w:sz w:val="22"/>
         </w:rPr>
-        <w:t xml:space="preserve">Лёша: </w:t>
+        <w:t xml:space="preserve">Павел: </w:t>
       </w:r>
       <w:r>
         <w:rPr>
@@ -226,7 +226,7 @@
           <w:i w:val="0"/>
           <w:sz w:val="22"/>
         </w:rPr>
-        <w:t>Копии в облаке. Но суду нужны оригиналы — носители, пломбы, подписи наблюдателей. Без них это просто видео из интернета.</w:t>
+        <w:t>Облако?</w:t>
       </w:r>
     </w:p>
     <w:p>
@@ -240,7 +240,7 @@
           <w:i w:val="0"/>
           <w:sz w:val="22"/>
         </w:rPr>
-        <w:t xml:space="preserve">Павел: </w:t>
+        <w:t xml:space="preserve">Лёша: </w:t>
       </w:r>
       <w:r>
         <w:rPr>
@@ -249,7 +249,7 @@
           <w:i w:val="0"/>
           <w:sz w:val="22"/>
         </w:rPr>
-        <w:t>Значит, оригиналы и тетради. Всё остальное пусть забирают — пусть порадуются.</w:t>
+        <w:t>Копии в облаке. Но суду нужны оригиналы — носители, пломбы, подписи наблюдателей. Без них это просто видео из интернета.</w:t>
       </w:r>
     </w:p>
     <w:p>
@@ -272,7 +272,7 @@
           <w:i w:val="0"/>
           <w:sz w:val="22"/>
         </w:rPr>
-        <w:t>Знаю. Поэтому я сейчас еду к вам. Заберу самое опасное к себе — у меня есть место, о котором никто не знает.</w:t>
+        <w:t>Значит, оригиналы и тетради. Всё остальное пусть забирают — пусть порадуются.</w:t>
       </w:r>
     </w:p>
     <w:p>
@@ -2865,7 +2865,7 @@
           <w:i w:val="0"/>
           <w:sz w:val="22"/>
         </w:rPr>
-        <w:t xml:space="preserve"> Паша. Он ведь не знал, что вы поедете через Заводскую?</w:t>
+        <w:t xml:space="preserve"> Паша. Он ведь не знал, что ты поедешь через Заводскую?</w:t>
       </w:r>
     </w:p>
     <w:p>
@@ -3386,7 +3386,7 @@
           <w:i w:val="0"/>
           <w:sz w:val="22"/>
         </w:rPr>
-        <w:t xml:space="preserve"> Лёша, он столько лет ждал, что ты его простишь.</w:t>
+        <w:t xml:space="preserve"> Лёша, он столько времени ждал, что ты его простишь.</w:t>
       </w:r>
     </w:p>
     <w:p>

--- a/보관본/러시아 인권변호사/Word/3부/3부_9화_파벨의_희생.docx
+++ b/보관본/러시아 인권변호사/Word/3부/3부_9화_파벨의_희생.docx
@@ -689,7 +689,7 @@
           <w:i w:val="0"/>
           <w:sz w:val="22"/>
         </w:rPr>
-        <w:t xml:space="preserve"> Я решил два месяца назад, когда положил Балагину заявление. Сегодня просто пришёл счёт.</w:t>
+        <w:t xml:space="preserve"> Я решил три месяца назад, когда положил Балагину заявление. Сегодня просто пришёл счёт.</w:t>
       </w:r>
     </w:p>
     <w:p>

--- a/보관본/러시아 인권변호사/Word/3부/3부_9화_파벨의_희생.docx
+++ b/보관본/러시아 인권변호사/Word/3부/3부_9화_파벨의_희생.docx
@@ -36,7 +36,7 @@
           <w:i w:val="0"/>
           <w:sz w:val="22"/>
         </w:rPr>
-        <w:t>파벨 게나디예비치 그리신(료샤의 옛 친구, 비밀 정보원) / 마리야 “마샤” 그리시나(파벨의 아내, 출산 임박) / 알렉세이 “료샤” 오를로프(주지사 후보) / 카탸 리시나(참모) / 순찰 경찰 / 수사관 올레그 마르첸코 / 인나 세르게예브나 수히노바(법률고문, 파벨의 변호인)</w:t>
+        <w:t>파벨 게나디예비치 그리신(료샤의 옛 친구, 비밀 정보원) / 마리야 “마샤” 그리시나(파벨의 아내, 출산 임박) / 알렉세이 “료샤” 오를로프(주지사 후보) / 카탸 리시나(참모) / 순찰 경찰 / 수사관 콘스탄틴 마르첸코 / 인나 세르게예브나 수히노바(법률고문, 파벨의 변호인)</w:t>
       </w:r>
     </w:p>
     <w:p>
